--- a/RVfpga/ReadmeFirst.docx
+++ b/RVfpga/ReadmeFirst.docx
@@ -311,6 +311,7 @@
       <w:r>
         <w:rPr>
           <w:rFonts w:cs="Arial"/>
+          <w:noProof/>
           <w:lang w:eastAsia="en-GB"/>
         </w:rPr>
         <mc:AlternateContent>
@@ -328,7 +329,7 @@
                 <wp:effectExtent l="0" t="3543300" r="0" b="3534410"/>
                 <wp:wrapNone/>
                 <wp:docPr id="1301584176" name="文本框 3"/>
-                <wp:cNvGraphicFramePr xmlns:a="http://schemas.openxmlformats.org/drawingml/2006/main"/>
+                <wp:cNvGraphicFramePr/>
                 <a:graphic xmlns:a="http://schemas.openxmlformats.org/drawingml/2006/main">
                   <a:graphicData uri="http://schemas.microsoft.com/office/word/2010/wordprocessingShape">
                     <wps:wsp>
@@ -611,7 +612,10 @@
       </w:r>
       <w:proofErr w:type="spellEnd"/>
       <w:r>
-        <w:t xml:space="preserve"> course materials to align with the University of Sheffield’s curriculum and teaching requirements. It includes support for the </w:t>
+        <w:t xml:space="preserve"> course materials to align with the University of Sheffield’s curriculum and teaching requirements. It includes</w:t>
+      </w:r>
+      <w:r>
+        <w:t xml:space="preserve"> support for the </w:t>
       </w:r>
       <w:proofErr w:type="spellStart"/>
       <w:r>
@@ -2408,7 +2412,7 @@
           <w:tab w:val="left" w:pos="1600"/>
         </w:tabs>
         <w:rPr>
-          <w:rFonts w:eastAsiaTheme="minorEastAsia" w:cs="Arial" w:hint="eastAsia"/>
+          <w:rFonts w:eastAsiaTheme="minorEastAsia" w:cs="Arial"/>
           <w:color w:val="000000" w:themeColor="text1"/>
           <w:lang w:eastAsia="zh-CN"/>
         </w:rPr>
@@ -4509,14 +4513,7 @@
                 <w:rFonts w:eastAsia="Arial" w:cs="Arial"/>
                 <w:color w:val="000000" w:themeColor="text1"/>
               </w:rPr>
-              <w:t>L</w:t>
-            </w:r>
-            <w:r>
-              <w:rPr>
-                <w:rFonts w:eastAsia="Arial" w:cs="Arial"/>
-                <w:color w:val="000000" w:themeColor="text1"/>
-              </w:rPr>
-              <w:t xml:space="preserve">ower-cost FPGA board from </w:t>
+              <w:t xml:space="preserve">Lower-cost FPGA board from </w:t>
             </w:r>
             <w:proofErr w:type="spellStart"/>
             <w:r>
@@ -4623,14 +4620,7 @@
                 <w:rFonts w:eastAsia="Arial" w:cs="Arial"/>
                 <w:color w:val="000000" w:themeColor="text1"/>
               </w:rPr>
-              <w:t>L</w:t>
-            </w:r>
-            <w:r>
-              <w:rPr>
-                <w:rFonts w:eastAsia="Arial" w:cs="Arial"/>
-                <w:color w:val="000000" w:themeColor="text1"/>
-              </w:rPr>
-              <w:t>ower-cost FPGA board from Real Digital.</w:t>
+              <w:t>Lower-cost FPGA board from Real Digital.</w:t>
             </w:r>
           </w:p>
         </w:tc>
@@ -4654,14 +4644,160 @@
           <w:p>
             <w:pPr>
               <w:rPr>
-                <w:rFonts w:eastAsia="Arial" w:cs="Arial"/>
-                <w:color w:val="000000" w:themeColor="text1"/>
+                <w:rFonts w:eastAsiaTheme="minorEastAsia" w:cs="Arial" w:hint="eastAsia"/>
+                <w:color w:val="000000" w:themeColor="text1"/>
+                <w:lang w:eastAsia="zh-CN"/>
               </w:rPr>
             </w:pPr>
             <w:r>
               <w:rPr>
                 <w:rFonts w:eastAsia="Arial" w:cs="Arial"/>
                 <w:color w:val="000000" w:themeColor="text1"/>
+              </w:rPr>
+              <w:t>X</w:t>
+            </w:r>
+          </w:p>
+        </w:tc>
+      </w:tr>
+      <w:tr>
+        <w:tc>
+          <w:tcPr>
+            <w:tcW w:w="1727" w:type="dxa"/>
+            <w:vMerge/>
+          </w:tcPr>
+          <w:p>
+            <w:pPr>
+              <w:rPr>
+                <w:rFonts w:eastAsia="Arial" w:cs="Arial"/>
+                <w:b/>
+                <w:bCs/>
+                <w:color w:val="000000" w:themeColor="text1"/>
+              </w:rPr>
+            </w:pPr>
+          </w:p>
+        </w:tc>
+        <w:tc>
+          <w:tcPr>
+            <w:tcW w:w="1522" w:type="dxa"/>
+            <w:shd w:val="clear" w:color="auto" w:fill="EFE1FF"/>
+          </w:tcPr>
+          <w:p>
+            <w:pPr>
+              <w:rPr>
+                <w:rFonts w:eastAsiaTheme="minorEastAsia" w:cs="Arial" w:hint="eastAsia"/>
+                <w:color w:val="000000" w:themeColor="text1"/>
+                <w:lang w:eastAsia="zh-CN"/>
+              </w:rPr>
+            </w:pPr>
+            <w:proofErr w:type="spellStart"/>
+            <w:r>
+              <w:rPr>
+                <w:rFonts w:eastAsiaTheme="minorEastAsia" w:cs="Arial" w:hint="eastAsia"/>
+                <w:color w:val="000000" w:themeColor="text1"/>
+                <w:lang w:eastAsia="zh-CN"/>
+              </w:rPr>
+              <w:t>Nexys</w:t>
+            </w:r>
+            <w:proofErr w:type="spellEnd"/>
+            <w:r>
+              <w:rPr>
+                <w:rFonts w:eastAsiaTheme="minorEastAsia" w:cs="Arial" w:hint="eastAsia"/>
+                <w:color w:val="000000" w:themeColor="text1"/>
+                <w:lang w:eastAsia="zh-CN"/>
+              </w:rPr>
+              <w:t xml:space="preserve"> Video</w:t>
+            </w:r>
+          </w:p>
+        </w:tc>
+        <w:tc>
+          <w:tcPr>
+            <w:tcW w:w="4751" w:type="dxa"/>
+            <w:shd w:val="clear" w:color="auto" w:fill="EFE1FF"/>
+          </w:tcPr>
+          <w:p>
+            <w:pPr>
+              <w:rPr>
+                <w:rFonts w:eastAsiaTheme="minorEastAsia" w:cs="Arial" w:hint="eastAsia"/>
+                <w:color w:val="000000" w:themeColor="text1"/>
+                <w:lang w:eastAsia="zh-CN"/>
+              </w:rPr>
+            </w:pPr>
+            <w:r>
+              <w:rPr>
+                <w:rFonts w:eastAsia="Arial" w:cs="Arial"/>
+                <w:color w:val="000000" w:themeColor="text1"/>
+              </w:rPr>
+              <w:t xml:space="preserve">FPGA board from </w:t>
+            </w:r>
+            <w:proofErr w:type="spellStart"/>
+            <w:r>
+              <w:rPr>
+                <w:rFonts w:eastAsia="Arial" w:cs="Arial"/>
+                <w:color w:val="000000" w:themeColor="text1"/>
+              </w:rPr>
+              <w:t>Digilent</w:t>
+            </w:r>
+            <w:proofErr w:type="spellEnd"/>
+            <w:r>
+              <w:rPr>
+                <w:rFonts w:eastAsia="Arial" w:cs="Arial"/>
+                <w:color w:val="000000" w:themeColor="text1"/>
+              </w:rPr>
+              <w:t>,</w:t>
+            </w:r>
+            <w:r>
+              <w:rPr>
+                <w:rFonts w:eastAsiaTheme="minorEastAsia" w:cs="Arial" w:hint="eastAsia"/>
+                <w:color w:val="000000" w:themeColor="text1"/>
+                <w:lang w:eastAsia="zh-CN"/>
+              </w:rPr>
+              <w:t xml:space="preserve"> Inc. </w:t>
+            </w:r>
+            <w:r>
+              <w:rPr>
+                <w:rFonts w:eastAsiaTheme="minorEastAsia" w:hint="eastAsia"/>
+                <w:color w:val="000000" w:themeColor="text1"/>
+                <w:lang w:eastAsia="zh-CN"/>
+              </w:rPr>
+              <w:t>s</w:t>
+            </w:r>
+            <w:r>
+              <w:t>uitable for applications involving high-definition image processing and output, featuring a larger FPGA and DDR3 memory.</w:t>
+            </w:r>
+          </w:p>
+        </w:tc>
+        <w:tc>
+          <w:tcPr>
+            <w:tcW w:w="645" w:type="dxa"/>
+            <w:shd w:val="clear" w:color="auto" w:fill="EFE1FF"/>
+          </w:tcPr>
+          <w:p>
+            <w:pPr>
+              <w:rPr>
+                <w:rFonts w:eastAsia="Arial" w:cs="Arial"/>
+                <w:color w:val="000000" w:themeColor="text1"/>
+              </w:rPr>
+            </w:pPr>
+          </w:p>
+        </w:tc>
+        <w:tc>
+          <w:tcPr>
+            <w:tcW w:w="645" w:type="dxa"/>
+            <w:shd w:val="clear" w:color="auto" w:fill="EFE1FF"/>
+          </w:tcPr>
+          <w:p>
+            <w:pPr>
+              <w:rPr>
+                <w:rFonts w:eastAsiaTheme="minorEastAsia" w:cs="Arial" w:hint="eastAsia"/>
+                <w:color w:val="000000" w:themeColor="text1"/>
+                <w:lang w:eastAsia="zh-CN"/>
+              </w:rPr>
+            </w:pPr>
+            <w:r>
+              <w:rPr>
+                <w:rFonts w:eastAsiaTheme="minorEastAsia" w:cs="Arial" w:hint="eastAsia"/>
+                <w:color w:val="000000" w:themeColor="text1"/>
+                <w:lang w:eastAsia="zh-CN"/>
               </w:rPr>
               <w:t>X</w:t>
             </w:r>
@@ -5651,6 +5787,7 @@
         <w:t xml:space="preserve">The first step (that you should have already completed given that you are reading this document), is to request through the Imagination University Program </w:t>
       </w:r>
       <w:r>
+        <w:lastRenderedPageBreak/>
         <w:t>(</w:t>
       </w:r>
       <w:hyperlink r:id="rId11">
@@ -5719,7 +5856,6 @@
         <w:spacing w:line="259" w:lineRule="auto"/>
       </w:pPr>
       <w:r>
-        <w:lastRenderedPageBreak/>
         <w:t xml:space="preserve">Note that </w:t>
       </w:r>
       <w:r>
@@ -7909,6 +8045,7 @@
   <w:style w:type="character" w:default="1" w:styleId="a0">
     <w:name w:val="Default Paragraph Font"/>
     <w:uiPriority w:val="1"/>
+    <w:semiHidden/>
     <w:unhideWhenUsed/>
   </w:style>
   <w:style w:type="table" w:default="1" w:styleId="a1">
